--- a/course_project/course_project/Sourse/Report.docx
+++ b/course_project/course_project/Sourse/Report.docx
@@ -261,7 +261,7 @@
           <w:bCs/>
           <w:sz w:val="28"/>
           <w:szCs w:val="28"/>
-          <w:lang w:val="en-US"/>
+          <w:lang w:val="ru-RU"/>
         </w:rPr>
       </w:pPr>
       <w:r>
@@ -280,7 +280,7 @@
           <w:bCs/>
           <w:sz w:val="28"/>
           <w:szCs w:val="28"/>
-          <w:lang w:val="en-US"/>
+          <w:lang w:val="ru-RU"/>
         </w:rPr>
         <w:t>{</w:t>
       </w:r>
@@ -302,7 +302,7 @@
           <w:bCs/>
           <w:sz w:val="28"/>
           <w:szCs w:val="28"/>
-          <w:lang w:val="en-US"/>
+          <w:lang w:val="ru-RU"/>
         </w:rPr>
         <w:t>}</w:t>
       </w:r>
@@ -314,7 +314,7 @@
           <w:bCs/>
           <w:sz w:val="28"/>
           <w:szCs w:val="28"/>
-          <w:lang w:val="en-US"/>
+          <w:lang w:val="ru-RU"/>
         </w:rPr>
       </w:pPr>
     </w:p>
@@ -372,7 +372,7 @@
         <w:rPr>
           <w:sz w:val="28"/>
           <w:szCs w:val="28"/>
-          <w:lang w:val="en-US"/>
+          <w:lang w:val="ru-RU"/>
         </w:rPr>
       </w:pPr>
       <w:r>
@@ -387,7 +387,7 @@
         <w:rPr>
           <w:sz w:val="28"/>
           <w:szCs w:val="28"/>
-          <w:lang w:val="en-US"/>
+          <w:lang w:val="ru-RU"/>
         </w:rPr>
         <w:t>{</w:t>
       </w:r>
@@ -405,7 +405,7 @@
         <w:rPr>
           <w:sz w:val="28"/>
           <w:szCs w:val="28"/>
-          <w:lang w:val="en-US"/>
+          <w:lang w:val="ru-RU"/>
         </w:rPr>
         <w:t>}</w:t>
       </w:r>
@@ -415,7 +415,7 @@
         <w:rPr>
           <w:sz w:val="28"/>
           <w:szCs w:val="28"/>
-          <w:lang w:val="en-US"/>
+          <w:lang w:val="ru-RU"/>
         </w:rPr>
       </w:pPr>
       <w:r>
@@ -430,7 +430,7 @@
         <w:rPr>
           <w:sz w:val="28"/>
           <w:szCs w:val="28"/>
-          <w:lang w:val="en-US"/>
+          <w:lang w:val="ru-RU"/>
         </w:rPr>
         <w:t>{</w:t>
       </w:r>
@@ -448,7 +448,7 @@
         <w:rPr>
           <w:sz w:val="28"/>
           <w:szCs w:val="28"/>
-          <w:lang w:val="en-US"/>
+          <w:lang w:val="ru-RU"/>
         </w:rPr>
         <w:t>}</w:t>
       </w:r>
@@ -510,7 +510,7 @@
         <w:rPr>
           <w:sz w:val="28"/>
           <w:szCs w:val="28"/>
-          <w:lang w:val="en-US"/>
+          <w:lang w:val="ru-RU"/>
         </w:rPr>
       </w:pPr>
       <w:r>
@@ -519,8 +519,17 @@
           <w:szCs w:val="28"/>
           <w:lang w:val="ru-RU"/>
         </w:rPr>
-        <w:t xml:space="preserve">Список всех продаж: </w:t>
-      </w:r>
+        <w:t>Список всех продаж:</w:t>
+      </w:r>
+    </w:p>
+    <w:p>
+      <w:pPr>
+        <w:rPr>
+          <w:sz w:val="28"/>
+          <w:szCs w:val="28"/>
+          <w:lang w:val="en-US"/>
+        </w:rPr>
+      </w:pPr>
       <w:r>
         <w:rPr>
           <w:sz w:val="28"/>
@@ -562,7 +571,7 @@
         <w:rPr>
           <w:sz w:val="28"/>
           <w:szCs w:val="28"/>
-          <w:lang w:val="en-US"/>
+          <w:lang w:val="ru-RU"/>
         </w:rPr>
       </w:pPr>
       <w:r>
@@ -571,8 +580,17 @@
           <w:szCs w:val="28"/>
           <w:lang w:val="ru-RU"/>
         </w:rPr>
-        <w:t xml:space="preserve">Список популярных товаров: </w:t>
-      </w:r>
+        <w:t>Список популярных товаров:</w:t>
+      </w:r>
+    </w:p>
+    <w:p>
+      <w:pPr>
+        <w:rPr>
+          <w:sz w:val="28"/>
+          <w:szCs w:val="28"/>
+          <w:lang w:val="en-US"/>
+        </w:rPr>
+      </w:pPr>
       <w:r>
         <w:rPr>
           <w:sz w:val="28"/>
